--- a/docs_for_guenther/Project_member_tasks.docx
+++ b/docs_for_guenther/Project_member_tasks.docx
@@ -206,8 +206,8 @@
         <w:gridCol w:w="2145"/>
         <w:gridCol w:w="1068"/>
         <w:gridCol w:w="2088"/>
-        <w:gridCol w:w="3153"/>
-        <w:gridCol w:w="1146"/>
+        <w:gridCol w:w="2921"/>
+        <w:gridCol w:w="1378"/>
       </w:tblGrid>
       <w:tr>
         <w:trPr>
@@ -331,7 +331,7 @@
         </w:tc>
         <w:tc>
           <w:tcPr>
-            <w:tcW w:w="3153" w:type="dxa"/>
+            <w:tcW w:w="2921" w:type="dxa"/>
           </w:tcPr>
           <w:p>
             <w:pPr>
@@ -362,7 +362,7 @@
         </w:tc>
         <w:tc>
           <w:tcPr>
-            <w:tcW w:w="1146" w:type="dxa"/>
+            <w:tcW w:w="1378" w:type="dxa"/>
           </w:tcPr>
           <w:p>
             <w:pPr>
@@ -529,7 +529,7 @@
         </w:tc>
         <w:tc>
           <w:tcPr>
-            <w:tcW w:w="3153" w:type="dxa"/>
+            <w:tcW w:w="2921" w:type="dxa"/>
             <w:vMerge w:val="restart"/>
           </w:tcPr>
           <w:p>
@@ -616,13 +616,23 @@
                 <w:szCs w:val="24"/>
                 <w:lang w:val="en-GB"/>
               </w:rPr>
-              <w:t>Focus on LNS, diffusion models, primarily responsible for DynEADARP</w:t>
-            </w:r>
+              <w:t xml:space="preserve">Focus on LNS, diffusion models, primarily responsible for </w:t>
+            </w:r>
+            <w:proofErr w:type="spellStart"/>
+            <w:r>
+              <w:rPr>
+                <w:sz w:val="24"/>
+                <w:szCs w:val="24"/>
+                <w:lang w:val="en-GB"/>
+              </w:rPr>
+              <w:t>DynEADARP</w:t>
+            </w:r>
+            <w:proofErr w:type="spellEnd"/>
           </w:p>
         </w:tc>
         <w:tc>
           <w:tcPr>
-            <w:tcW w:w="1146" w:type="dxa"/>
+            <w:tcW w:w="1378" w:type="dxa"/>
             <w:vMerge w:val="restart"/>
           </w:tcPr>
           <w:p>
@@ -639,6 +649,14 @@
                 <w:lang w:val="en-GB"/>
               </w:rPr>
             </w:pPr>
+            <w:r>
+              <w:rPr>
+                <w:sz w:val="24"/>
+                <w:szCs w:val="24"/>
+                <w:lang w:val="en-GB"/>
+              </w:rPr>
+              <w:t>2007-2008</w:t>
+            </w:r>
           </w:p>
         </w:tc>
       </w:tr>
@@ -748,7 +766,7 @@
         </w:tc>
         <w:tc>
           <w:tcPr>
-            <w:tcW w:w="3153" w:type="dxa"/>
+            <w:tcW w:w="2921" w:type="dxa"/>
             <w:vMerge/>
           </w:tcPr>
           <w:p>
@@ -769,7 +787,7 @@
         </w:tc>
         <w:tc>
           <w:tcPr>
-            <w:tcW w:w="1146" w:type="dxa"/>
+            <w:tcW w:w="1378" w:type="dxa"/>
             <w:vMerge/>
           </w:tcPr>
           <w:p>
@@ -923,7 +941,7 @@
         </w:tc>
         <w:tc>
           <w:tcPr>
-            <w:tcW w:w="3153" w:type="dxa"/>
+            <w:tcW w:w="2921" w:type="dxa"/>
             <w:vMerge w:val="restart"/>
           </w:tcPr>
           <w:p>
@@ -946,13 +964,41 @@
                 <w:szCs w:val="24"/>
                 <w:lang w:val="en-GB"/>
               </w:rPr>
-              <w:t>Focus on LNS, GFlowNet approaches, DynEADARP</w:t>
-            </w:r>
+              <w:t xml:space="preserve">Focus on LNS, </w:t>
+            </w:r>
+            <w:proofErr w:type="spellStart"/>
+            <w:r>
+              <w:rPr>
+                <w:sz w:val="24"/>
+                <w:szCs w:val="24"/>
+                <w:lang w:val="en-GB"/>
+              </w:rPr>
+              <w:t>GFlowNet</w:t>
+            </w:r>
+            <w:proofErr w:type="spellEnd"/>
+            <w:r>
+              <w:rPr>
+                <w:sz w:val="24"/>
+                <w:szCs w:val="24"/>
+                <w:lang w:val="en-GB"/>
+              </w:rPr>
+              <w:t xml:space="preserve"> approaches, </w:t>
+            </w:r>
+            <w:proofErr w:type="spellStart"/>
+            <w:r>
+              <w:rPr>
+                <w:sz w:val="24"/>
+                <w:szCs w:val="24"/>
+                <w:lang w:val="en-GB"/>
+              </w:rPr>
+              <w:t>DynEADARP</w:t>
+            </w:r>
+            <w:proofErr w:type="spellEnd"/>
           </w:p>
         </w:tc>
         <w:tc>
           <w:tcPr>
-            <w:tcW w:w="1146" w:type="dxa"/>
+            <w:tcW w:w="1378" w:type="dxa"/>
             <w:vMerge w:val="restart"/>
           </w:tcPr>
           <w:p>
@@ -969,6 +1015,14 @@
                 <w:lang w:val="en-GB"/>
               </w:rPr>
             </w:pPr>
+            <w:r>
+              <w:rPr>
+                <w:sz w:val="24"/>
+                <w:szCs w:val="24"/>
+                <w:lang w:val="en-GB"/>
+              </w:rPr>
+              <w:t>2007-2008</w:t>
+            </w:r>
           </w:p>
         </w:tc>
       </w:tr>
@@ -1075,7 +1129,7 @@
         </w:tc>
         <w:tc>
           <w:tcPr>
-            <w:tcW w:w="3153" w:type="dxa"/>
+            <w:tcW w:w="2921" w:type="dxa"/>
             <w:vMerge/>
           </w:tcPr>
           <w:p>
@@ -1096,7 +1150,7 @@
         </w:tc>
         <w:tc>
           <w:tcPr>
-            <w:tcW w:w="1146" w:type="dxa"/>
+            <w:tcW w:w="1378" w:type="dxa"/>
             <w:vMerge/>
           </w:tcPr>
           <w:p>
@@ -1146,8 +1200,18 @@
                 <w:szCs w:val="24"/>
                 <w:lang w:val="en-GB"/>
               </w:rPr>
-              <w:t>Laurenz Tomandl</w:t>
-            </w:r>
+              <w:t xml:space="preserve">Laurenz </w:t>
+            </w:r>
+            <w:proofErr w:type="spellStart"/>
+            <w:r>
+              <w:rPr>
+                <w:sz w:val="24"/>
+                <w:szCs w:val="24"/>
+                <w:lang w:val="en-GB"/>
+              </w:rPr>
+              <w:t>Tomandl</w:t>
+            </w:r>
+            <w:proofErr w:type="spellEnd"/>
           </w:p>
           <w:p>
             <w:pPr>
@@ -1250,7 +1314,7 @@
         </w:tc>
         <w:tc>
           <w:tcPr>
-            <w:tcW w:w="3153" w:type="dxa"/>
+            <w:tcW w:w="2921" w:type="dxa"/>
             <w:vMerge w:val="restart"/>
           </w:tcPr>
           <w:p>
@@ -1282,13 +1346,23 @@
                 <w:lang w:val="en-GB"/>
               </w:rPr>
               <w:br/>
-              <w:t>Column Generation, DynEADARP</w:t>
-            </w:r>
+              <w:t xml:space="preserve">Column Generation, </w:t>
+            </w:r>
+            <w:proofErr w:type="spellStart"/>
+            <w:r>
+              <w:rPr>
+                <w:sz w:val="24"/>
+                <w:szCs w:val="24"/>
+                <w:lang w:val="en-GB"/>
+              </w:rPr>
+              <w:t>DynEADARP</w:t>
+            </w:r>
+            <w:proofErr w:type="spellEnd"/>
           </w:p>
         </w:tc>
         <w:tc>
           <w:tcPr>
-            <w:tcW w:w="1146" w:type="dxa"/>
+            <w:tcW w:w="1378" w:type="dxa"/>
             <w:vMerge w:val="restart"/>
           </w:tcPr>
           <w:p>
@@ -1305,6 +1379,14 @@
                 <w:lang w:val="en-GB"/>
               </w:rPr>
             </w:pPr>
+            <w:r>
+              <w:rPr>
+                <w:sz w:val="24"/>
+                <w:szCs w:val="24"/>
+                <w:lang w:val="en-GB"/>
+              </w:rPr>
+              <w:t>2007</w:t>
+            </w:r>
           </w:p>
         </w:tc>
       </w:tr>
@@ -1411,7 +1493,7 @@
         </w:tc>
         <w:tc>
           <w:tcPr>
-            <w:tcW w:w="3153" w:type="dxa"/>
+            <w:tcW w:w="2921" w:type="dxa"/>
             <w:vMerge/>
           </w:tcPr>
           <w:p>
@@ -1432,7 +1514,7 @@
         </w:tc>
         <w:tc>
           <w:tcPr>
-            <w:tcW w:w="1146" w:type="dxa"/>
+            <w:tcW w:w="1378" w:type="dxa"/>
             <w:vMerge/>
           </w:tcPr>
           <w:p>
@@ -1586,7 +1668,7 @@
         </w:tc>
         <w:tc>
           <w:tcPr>
-            <w:tcW w:w="3153" w:type="dxa"/>
+            <w:tcW w:w="2921" w:type="dxa"/>
             <w:vMerge w:val="restart"/>
           </w:tcPr>
           <w:p>
@@ -1626,13 +1708,23 @@
                 <w:szCs w:val="24"/>
                 <w:lang w:val="en-GB"/>
               </w:rPr>
-              <w:t xml:space="preserve"> in LNS/CMSA, DynEADARP</w:t>
-            </w:r>
+              <w:t xml:space="preserve"> in LNS/CMSA, </w:t>
+            </w:r>
+            <w:proofErr w:type="spellStart"/>
+            <w:r>
+              <w:rPr>
+                <w:sz w:val="24"/>
+                <w:szCs w:val="24"/>
+                <w:lang w:val="en-GB"/>
+              </w:rPr>
+              <w:t>DynEADARP</w:t>
+            </w:r>
+            <w:proofErr w:type="spellEnd"/>
           </w:p>
         </w:tc>
         <w:tc>
           <w:tcPr>
-            <w:tcW w:w="1146" w:type="dxa"/>
+            <w:tcW w:w="1378" w:type="dxa"/>
             <w:vMerge w:val="restart"/>
           </w:tcPr>
           <w:p>
@@ -1649,6 +1741,14 @@
                 <w:lang w:val="en-GB"/>
               </w:rPr>
             </w:pPr>
+            <w:r>
+              <w:rPr>
+                <w:sz w:val="24"/>
+                <w:szCs w:val="24"/>
+                <w:lang w:val="en-GB"/>
+              </w:rPr>
+              <w:t>2007-2008</w:t>
+            </w:r>
           </w:p>
         </w:tc>
       </w:tr>
@@ -1755,7 +1855,7 @@
         </w:tc>
         <w:tc>
           <w:tcPr>
-            <w:tcW w:w="3153" w:type="dxa"/>
+            <w:tcW w:w="2921" w:type="dxa"/>
             <w:vMerge/>
           </w:tcPr>
           <w:p>
@@ -1776,7 +1876,7 @@
         </w:tc>
         <w:tc>
           <w:tcPr>
-            <w:tcW w:w="1146" w:type="dxa"/>
+            <w:tcW w:w="1378" w:type="dxa"/>
             <w:vMerge/>
           </w:tcPr>
           <w:p>
@@ -1930,7 +2030,7 @@
         </w:tc>
         <w:tc>
           <w:tcPr>
-            <w:tcW w:w="3153" w:type="dxa"/>
+            <w:tcW w:w="2921" w:type="dxa"/>
             <w:vMerge w:val="restart"/>
           </w:tcPr>
           <w:p>
@@ -2030,7 +2130,7 @@
         </w:tc>
         <w:tc>
           <w:tcPr>
-            <w:tcW w:w="1146" w:type="dxa"/>
+            <w:tcW w:w="1378" w:type="dxa"/>
             <w:vMerge w:val="restart"/>
           </w:tcPr>
           <w:p>
@@ -2047,6 +2147,14 @@
                 <w:lang w:val="en-GB"/>
               </w:rPr>
             </w:pPr>
+            <w:r>
+              <w:rPr>
+                <w:sz w:val="24"/>
+                <w:szCs w:val="24"/>
+                <w:lang w:val="en-GB"/>
+              </w:rPr>
+              <w:t>2007-2008</w:t>
+            </w:r>
           </w:p>
         </w:tc>
       </w:tr>
@@ -2153,7 +2261,7 @@
         </w:tc>
         <w:tc>
           <w:tcPr>
-            <w:tcW w:w="3153" w:type="dxa"/>
+            <w:tcW w:w="2921" w:type="dxa"/>
             <w:vMerge/>
           </w:tcPr>
           <w:p>
@@ -2174,7 +2282,7 @@
         </w:tc>
         <w:tc>
           <w:tcPr>
-            <w:tcW w:w="1146" w:type="dxa"/>
+            <w:tcW w:w="1378" w:type="dxa"/>
             <w:vMerge/>
           </w:tcPr>
           <w:p>
@@ -2203,6 +2311,517 @@
           <w:tcPr>
             <w:cnfStyle w:val="001000000000" w:firstRow="0" w:lastRow="0" w:firstColumn="1" w:lastColumn="0" w:oddVBand="0" w:evenVBand="0" w:oddHBand="0" w:evenHBand="0" w:firstRowFirstColumn="0" w:firstRowLastColumn="0" w:lastRowFirstColumn="0" w:lastRowLastColumn="0"/>
             <w:tcW w:w="2145" w:type="dxa"/>
+          </w:tcPr>
+          <w:p>
+            <w:pPr>
+              <w:pStyle w:val="OeADAufzhlungVariante4"/>
+              <w:numPr>
+                <w:ilvl w:val="0"/>
+                <w:numId w:val="0"/>
+              </w:numPr>
+              <w:rPr>
+                <w:sz w:val="24"/>
+                <w:szCs w:val="24"/>
+                <w:lang w:val="en-GB"/>
+              </w:rPr>
+            </w:pPr>
+            <w:r>
+              <w:rPr>
+                <w:sz w:val="24"/>
+                <w:szCs w:val="24"/>
+                <w:lang w:val="en-GB"/>
+              </w:rPr>
+              <w:t>Tatjana Zec</w:t>
+            </w:r>
+          </w:p>
+          <w:p>
+            <w:pPr>
+              <w:pStyle w:val="OeADAufzhlungVariante4"/>
+              <w:numPr>
+                <w:ilvl w:val="0"/>
+                <w:numId w:val="0"/>
+              </w:numPr>
+              <w:rPr>
+                <w:sz w:val="24"/>
+                <w:szCs w:val="24"/>
+                <w:lang w:val="en-GB"/>
+              </w:rPr>
+            </w:pPr>
+          </w:p>
+        </w:tc>
+        <w:tc>
+          <w:tcPr>
+            <w:tcW w:w="1068" w:type="dxa"/>
+          </w:tcPr>
+          <w:p>
+            <w:pPr>
+              <w:pStyle w:val="OeADAufzhlungVariante4"/>
+              <w:numPr>
+                <w:ilvl w:val="0"/>
+                <w:numId w:val="0"/>
+              </w:numPr>
+              <w:cnfStyle w:val="000000100000" w:firstRow="0" w:lastRow="0" w:firstColumn="0" w:lastColumn="0" w:oddVBand="0" w:evenVBand="0" w:oddHBand="1" w:evenHBand="0" w:firstRowFirstColumn="0" w:firstRowLastColumn="0" w:lastRowFirstColumn="0" w:lastRowLastColumn="0"/>
+              <w:rPr>
+                <w:sz w:val="24"/>
+                <w:szCs w:val="24"/>
+                <w:lang w:val="en-GB"/>
+              </w:rPr>
+            </w:pPr>
+            <w:r>
+              <w:rPr>
+                <w:sz w:val="24"/>
+                <w:szCs w:val="24"/>
+                <w:lang w:val="en-GB"/>
+              </w:rPr>
+              <w:t>Bosnia</w:t>
+            </w:r>
+          </w:p>
+        </w:tc>
+        <w:tc>
+          <w:tcPr>
+            <w:tcW w:w="2088" w:type="dxa"/>
+          </w:tcPr>
+          <w:p>
+            <w:pPr>
+              <w:pStyle w:val="OeADAufzhlungVariante4"/>
+              <w:numPr>
+                <w:ilvl w:val="0"/>
+                <w:numId w:val="0"/>
+              </w:numPr>
+              <w:cnfStyle w:val="000000100000" w:firstRow="0" w:lastRow="0" w:firstColumn="0" w:lastColumn="0" w:oddVBand="0" w:evenVBand="0" w:oddHBand="1" w:evenHBand="0" w:firstRowFirstColumn="0" w:firstRowLastColumn="0" w:lastRowFirstColumn="0" w:lastRowLastColumn="0"/>
+              <w:rPr>
+                <w:sz w:val="24"/>
+                <w:szCs w:val="24"/>
+                <w:lang w:val="en-GB"/>
+              </w:rPr>
+            </w:pPr>
+            <w:sdt>
+              <w:sdtPr>
+                <w:rPr>
+                  <w:sz w:val="24"/>
+                  <w:szCs w:val="24"/>
+                  <w:lang w:val="en-GB"/>
+                </w:rPr>
+                <w:id w:val="1860226762"/>
+                <w14:checkbox>
+                  <w14:checked w14:val="1"/>
+                  <w14:checkedState w14:val="2612" w14:font="MS Gothic"/>
+                  <w14:uncheckedState w14:val="2610" w14:font="MS Gothic"/>
+                </w14:checkbox>
+              </w:sdtPr>
+              <w:sdtContent>
+                <w:r>
+                  <w:rPr>
+                    <w:rFonts w:ascii="MS Gothic" w:eastAsia="MS Gothic" w:hAnsi="MS Gothic" w:hint="eastAsia"/>
+                    <w:sz w:val="24"/>
+                    <w:szCs w:val="24"/>
+                    <w:lang w:val="en-GB"/>
+                  </w:rPr>
+                  <w:t>☒</w:t>
+                </w:r>
+              </w:sdtContent>
+            </w:sdt>
+            <w:r>
+              <w:rPr>
+                <w:sz w:val="24"/>
+                <w:szCs w:val="24"/>
+                <w:lang w:val="en-GB"/>
+              </w:rPr>
+              <w:tab/>
+              <w:t>PhD student</w:t>
+            </w:r>
+          </w:p>
+        </w:tc>
+        <w:tc>
+          <w:tcPr>
+            <w:tcW w:w="2921" w:type="dxa"/>
+          </w:tcPr>
+          <w:p>
+            <w:pPr>
+              <w:pStyle w:val="OeADAufzhlungVariante4"/>
+              <w:numPr>
+                <w:ilvl w:val="0"/>
+                <w:numId w:val="0"/>
+              </w:numPr>
+              <w:cnfStyle w:val="000000100000" w:firstRow="0" w:lastRow="0" w:firstColumn="0" w:lastColumn="0" w:oddVBand="0" w:evenVBand="0" w:oddHBand="1" w:evenHBand="0" w:firstRowFirstColumn="0" w:firstRowLastColumn="0" w:lastRowFirstColumn="0" w:lastRowLastColumn="0"/>
+              <w:rPr>
+                <w:sz w:val="24"/>
+                <w:szCs w:val="24"/>
+                <w:lang w:val="en-GB"/>
+              </w:rPr>
+            </w:pPr>
+            <w:r>
+              <w:rPr>
+                <w:sz w:val="24"/>
+                <w:szCs w:val="24"/>
+                <w:lang w:val="en-GB"/>
+              </w:rPr>
+              <w:t xml:space="preserve">Focus on mathematical/theoretical aspects, </w:t>
+            </w:r>
+            <w:proofErr w:type="gramStart"/>
+            <w:r>
+              <w:rPr>
+                <w:sz w:val="24"/>
+                <w:szCs w:val="24"/>
+                <w:lang w:val="en-GB"/>
+              </w:rPr>
+              <w:t>in particular for</w:t>
+            </w:r>
+            <w:proofErr w:type="gramEnd"/>
+            <w:r>
+              <w:rPr>
+                <w:sz w:val="24"/>
+                <w:szCs w:val="24"/>
+                <w:lang w:val="en-GB"/>
+              </w:rPr>
+              <w:t xml:space="preserve"> MCS</w:t>
+            </w:r>
+          </w:p>
+        </w:tc>
+        <w:tc>
+          <w:tcPr>
+            <w:tcW w:w="1378" w:type="dxa"/>
+          </w:tcPr>
+          <w:p>
+            <w:pPr>
+              <w:pStyle w:val="OeADAufzhlungVariante4"/>
+              <w:numPr>
+                <w:ilvl w:val="0"/>
+                <w:numId w:val="0"/>
+              </w:numPr>
+              <w:cnfStyle w:val="000000100000" w:firstRow="0" w:lastRow="0" w:firstColumn="0" w:lastColumn="0" w:oddVBand="0" w:evenVBand="0" w:oddHBand="1" w:evenHBand="0" w:firstRowFirstColumn="0" w:firstRowLastColumn="0" w:lastRowFirstColumn="0" w:lastRowLastColumn="0"/>
+              <w:rPr>
+                <w:sz w:val="24"/>
+                <w:szCs w:val="24"/>
+                <w:lang w:val="en-GB"/>
+              </w:rPr>
+            </w:pPr>
+            <w:r>
+              <w:rPr>
+                <w:sz w:val="24"/>
+                <w:szCs w:val="24"/>
+                <w:lang w:val="en-GB"/>
+              </w:rPr>
+              <w:t>2007</w:t>
+            </w:r>
+          </w:p>
+          <w:p>
+            <w:pPr>
+              <w:pStyle w:val="OeADAufzhlungVariante4"/>
+              <w:numPr>
+                <w:ilvl w:val="0"/>
+                <w:numId w:val="0"/>
+              </w:numPr>
+              <w:cnfStyle w:val="000000100000" w:firstRow="0" w:lastRow="0" w:firstColumn="0" w:lastColumn="0" w:oddVBand="0" w:evenVBand="0" w:oddHBand="1" w:evenHBand="0" w:firstRowFirstColumn="0" w:firstRowLastColumn="0" w:lastRowFirstColumn="0" w:lastRowLastColumn="0"/>
+              <w:rPr>
+                <w:sz w:val="24"/>
+                <w:szCs w:val="24"/>
+                <w:lang w:val="en-GB"/>
+              </w:rPr>
+            </w:pPr>
+          </w:p>
+          <w:p>
+            <w:pPr>
+              <w:pStyle w:val="OeADAufzhlungVariante4"/>
+              <w:numPr>
+                <w:ilvl w:val="0"/>
+                <w:numId w:val="0"/>
+              </w:numPr>
+              <w:cnfStyle w:val="000000100000" w:firstRow="0" w:lastRow="0" w:firstColumn="0" w:lastColumn="0" w:oddVBand="0" w:evenVBand="0" w:oddHBand="1" w:evenHBand="0" w:firstRowFirstColumn="0" w:firstRowLastColumn="0" w:lastRowFirstColumn="0" w:lastRowLastColumn="0"/>
+              <w:rPr>
+                <w:sz w:val="24"/>
+                <w:szCs w:val="24"/>
+                <w:lang w:val="en-GB"/>
+              </w:rPr>
+            </w:pPr>
+          </w:p>
+        </w:tc>
+      </w:tr>
+      <w:tr>
+        <w:trPr>
+          <w:trHeight w:val="290"/>
+        </w:trPr>
+        <w:tc>
+          <w:tcPr>
+            <w:cnfStyle w:val="001000000000" w:firstRow="0" w:lastRow="0" w:firstColumn="1" w:lastColumn="0" w:oddVBand="0" w:evenVBand="0" w:oddHBand="0" w:evenHBand="0" w:firstRowFirstColumn="0" w:firstRowLastColumn="0" w:lastRowFirstColumn="0" w:lastRowLastColumn="0"/>
+            <w:tcW w:w="2145" w:type="dxa"/>
+          </w:tcPr>
+          <w:p>
+            <w:pPr>
+              <w:pStyle w:val="OeADAufzhlungVariante4"/>
+              <w:numPr>
+                <w:ilvl w:val="0"/>
+                <w:numId w:val="0"/>
+              </w:numPr>
+              <w:rPr>
+                <w:sz w:val="24"/>
+                <w:szCs w:val="24"/>
+                <w:lang w:val="en-GB"/>
+              </w:rPr>
+            </w:pPr>
+            <w:r>
+              <w:rPr>
+                <w:sz w:val="24"/>
+                <w:szCs w:val="24"/>
+                <w:lang w:val="en-GB"/>
+              </w:rPr>
+              <w:t xml:space="preserve">Milan </w:t>
+            </w:r>
+            <w:proofErr w:type="spellStart"/>
+            <w:r>
+              <w:rPr>
+                <w:sz w:val="24"/>
+                <w:szCs w:val="24"/>
+                <w:lang w:val="en-GB"/>
+              </w:rPr>
+              <w:t>Predojevic</w:t>
+            </w:r>
+            <w:proofErr w:type="spellEnd"/>
+          </w:p>
+          <w:p>
+            <w:pPr>
+              <w:pStyle w:val="OeADAufzhlungVariante4"/>
+              <w:numPr>
+                <w:ilvl w:val="0"/>
+                <w:numId w:val="0"/>
+              </w:numPr>
+              <w:rPr>
+                <w:sz w:val="24"/>
+                <w:szCs w:val="24"/>
+                <w:lang w:val="en-GB"/>
+              </w:rPr>
+            </w:pPr>
+          </w:p>
+        </w:tc>
+        <w:tc>
+          <w:tcPr>
+            <w:tcW w:w="1068" w:type="dxa"/>
+          </w:tcPr>
+          <w:p>
+            <w:pPr>
+              <w:pStyle w:val="OeADAufzhlungVariante4"/>
+              <w:numPr>
+                <w:ilvl w:val="0"/>
+                <w:numId w:val="0"/>
+              </w:numPr>
+              <w:cnfStyle w:val="000000000000" w:firstRow="0" w:lastRow="0" w:firstColumn="0" w:lastColumn="0" w:oddVBand="0" w:evenVBand="0" w:oddHBand="0" w:evenHBand="0" w:firstRowFirstColumn="0" w:firstRowLastColumn="0" w:lastRowFirstColumn="0" w:lastRowLastColumn="0"/>
+              <w:rPr>
+                <w:sz w:val="24"/>
+                <w:szCs w:val="24"/>
+                <w:lang w:val="en-GB"/>
+              </w:rPr>
+            </w:pPr>
+            <w:r>
+              <w:rPr>
+                <w:sz w:val="24"/>
+                <w:szCs w:val="24"/>
+                <w:lang w:val="en-GB"/>
+              </w:rPr>
+              <w:t>Bosnia</w:t>
+            </w:r>
+          </w:p>
+        </w:tc>
+        <w:tc>
+          <w:tcPr>
+            <w:tcW w:w="2088" w:type="dxa"/>
+          </w:tcPr>
+          <w:p>
+            <w:pPr>
+              <w:pStyle w:val="OeADAufzhlungVariante4"/>
+              <w:numPr>
+                <w:ilvl w:val="0"/>
+                <w:numId w:val="0"/>
+              </w:numPr>
+              <w:cnfStyle w:val="000000000000" w:firstRow="0" w:lastRow="0" w:firstColumn="0" w:lastColumn="0" w:oddVBand="0" w:evenVBand="0" w:oddHBand="0" w:evenHBand="0" w:firstRowFirstColumn="0" w:firstRowLastColumn="0" w:lastRowFirstColumn="0" w:lastRowLastColumn="0"/>
+              <w:rPr>
+                <w:sz w:val="24"/>
+                <w:szCs w:val="24"/>
+                <w:lang w:val="en-GB"/>
+              </w:rPr>
+            </w:pPr>
+            <w:sdt>
+              <w:sdtPr>
+                <w:rPr>
+                  <w:sz w:val="24"/>
+                  <w:szCs w:val="24"/>
+                  <w:lang w:val="en-GB"/>
+                </w:rPr>
+                <w:id w:val="1342669636"/>
+                <w14:checkbox>
+                  <w14:checked w14:val="1"/>
+                  <w14:checkedState w14:val="2612" w14:font="MS Gothic"/>
+                  <w14:uncheckedState w14:val="2610" w14:font="MS Gothic"/>
+                </w14:checkbox>
+              </w:sdtPr>
+              <w:sdtContent>
+                <w:r>
+                  <w:rPr>
+                    <w:rFonts w:ascii="MS Gothic" w:eastAsia="MS Gothic" w:hAnsi="MS Gothic" w:hint="eastAsia"/>
+                    <w:sz w:val="24"/>
+                    <w:szCs w:val="24"/>
+                    <w:lang w:val="en-GB"/>
+                  </w:rPr>
+                  <w:t>☒</w:t>
+                </w:r>
+              </w:sdtContent>
+            </w:sdt>
+            <w:r>
+              <w:rPr>
+                <w:sz w:val="24"/>
+                <w:szCs w:val="24"/>
+                <w:lang w:val="en-GB"/>
+              </w:rPr>
+              <w:tab/>
+              <w:t>PhD student</w:t>
+            </w:r>
+          </w:p>
+        </w:tc>
+        <w:tc>
+          <w:tcPr>
+            <w:tcW w:w="2921" w:type="dxa"/>
+          </w:tcPr>
+          <w:p>
+            <w:pPr>
+              <w:pStyle w:val="OeADAufzhlungVariante4"/>
+              <w:numPr>
+                <w:ilvl w:val="0"/>
+                <w:numId w:val="0"/>
+              </w:numPr>
+              <w:cnfStyle w:val="000000000000" w:firstRow="0" w:lastRow="0" w:firstColumn="0" w:lastColumn="0" w:oddVBand="0" w:evenVBand="0" w:oddHBand="0" w:evenHBand="0" w:firstRowFirstColumn="0" w:firstRowLastColumn="0" w:lastRowFirstColumn="0" w:lastRowLastColumn="0"/>
+              <w:rPr>
+                <w:sz w:val="24"/>
+                <w:szCs w:val="24"/>
+                <w:lang w:val="en-GB"/>
+              </w:rPr>
+            </w:pPr>
+            <w:r>
+              <w:rPr>
+                <w:sz w:val="24"/>
+                <w:szCs w:val="24"/>
+                <w:lang w:val="en-GB"/>
+              </w:rPr>
+              <w:t xml:space="preserve">Implementation of framework, CMSA, online learning, </w:t>
+            </w:r>
+            <w:proofErr w:type="gramStart"/>
+            <w:r>
+              <w:rPr>
+                <w:sz w:val="24"/>
+                <w:szCs w:val="24"/>
+                <w:lang w:val="en-GB"/>
+              </w:rPr>
+              <w:t>in particular for</w:t>
+            </w:r>
+            <w:proofErr w:type="gramEnd"/>
+            <w:r>
+              <w:rPr>
+                <w:sz w:val="24"/>
+                <w:szCs w:val="24"/>
+                <w:lang w:val="en-GB"/>
+              </w:rPr>
+              <w:t xml:space="preserve"> MCS</w:t>
+            </w:r>
+          </w:p>
+        </w:tc>
+        <w:tc>
+          <w:tcPr>
+            <w:tcW w:w="1378" w:type="dxa"/>
+          </w:tcPr>
+          <w:p>
+            <w:pPr>
+              <w:pStyle w:val="OeADAufzhlungVariante4"/>
+              <w:numPr>
+                <w:ilvl w:val="0"/>
+                <w:numId w:val="0"/>
+              </w:numPr>
+              <w:cnfStyle w:val="000000000000" w:firstRow="0" w:lastRow="0" w:firstColumn="0" w:lastColumn="0" w:oddVBand="0" w:evenVBand="0" w:oddHBand="0" w:evenHBand="0" w:firstRowFirstColumn="0" w:firstRowLastColumn="0" w:lastRowFirstColumn="0" w:lastRowLastColumn="0"/>
+              <w:rPr>
+                <w:sz w:val="24"/>
+                <w:szCs w:val="24"/>
+                <w:lang w:val="en-GB"/>
+              </w:rPr>
+            </w:pPr>
+            <w:r>
+              <w:rPr>
+                <w:sz w:val="24"/>
+                <w:szCs w:val="24"/>
+                <w:lang w:val="en-GB"/>
+              </w:rPr>
+              <w:t>2007</w:t>
+            </w:r>
+            <w:r>
+              <w:rPr>
+                <w:sz w:val="24"/>
+                <w:szCs w:val="24"/>
+                <w:lang w:val="en-GB"/>
+              </w:rPr>
+              <w:t>-2008</w:t>
+            </w:r>
+          </w:p>
+          <w:p>
+            <w:pPr>
+              <w:pStyle w:val="OeADAufzhlungVariante4"/>
+              <w:numPr>
+                <w:ilvl w:val="0"/>
+                <w:numId w:val="0"/>
+              </w:numPr>
+              <w:cnfStyle w:val="000000000000" w:firstRow="0" w:lastRow="0" w:firstColumn="0" w:lastColumn="0" w:oddVBand="0" w:evenVBand="0" w:oddHBand="0" w:evenHBand="0" w:firstRowFirstColumn="0" w:firstRowLastColumn="0" w:lastRowFirstColumn="0" w:lastRowLastColumn="0"/>
+              <w:rPr>
+                <w:sz w:val="24"/>
+                <w:szCs w:val="24"/>
+                <w:lang w:val="en-GB"/>
+              </w:rPr>
+            </w:pPr>
+          </w:p>
+          <w:p>
+            <w:pPr>
+              <w:pStyle w:val="OeADAufzhlungVariante4"/>
+              <w:numPr>
+                <w:ilvl w:val="0"/>
+                <w:numId w:val="0"/>
+              </w:numPr>
+              <w:cnfStyle w:val="000000000000" w:firstRow="0" w:lastRow="0" w:firstColumn="0" w:lastColumn="0" w:oddVBand="0" w:evenVBand="0" w:oddHBand="0" w:evenHBand="0" w:firstRowFirstColumn="0" w:firstRowLastColumn="0" w:lastRowFirstColumn="0" w:lastRowLastColumn="0"/>
+              <w:rPr>
+                <w:sz w:val="24"/>
+                <w:szCs w:val="24"/>
+                <w:lang w:val="en-GB"/>
+              </w:rPr>
+            </w:pPr>
+          </w:p>
+        </w:tc>
+      </w:tr>
+    </w:tbl>
+    <w:p>
+      <w:r>
+        <w:rPr>
+          <w:b/>
+          <w:bCs/>
+        </w:rPr>
+        <w:br w:type="page"/>
+      </w:r>
+    </w:p>
+    <w:tbl>
+      <w:tblPr>
+        <w:tblStyle w:val="EinfacheTabelle2"/>
+        <w:tblW w:w="9600" w:type="dxa"/>
+        <w:tblLayout w:type="fixed"/>
+        <w:tblLook w:val="04A0" w:firstRow="1" w:lastRow="0" w:firstColumn="1" w:lastColumn="0" w:noHBand="0" w:noVBand="1"/>
+      </w:tblPr>
+      <w:tblGrid>
+        <w:gridCol w:w="2145"/>
+        <w:gridCol w:w="1068"/>
+        <w:gridCol w:w="2088"/>
+        <w:gridCol w:w="2921"/>
+        <w:gridCol w:w="1378"/>
+      </w:tblGrid>
+      <w:tr>
+        <w:trPr>
+          <w:cnfStyle w:val="100000000000" w:firstRow="1" w:lastRow="0" w:firstColumn="0" w:lastColumn="0" w:oddVBand="0" w:evenVBand="0" w:oddHBand="0" w:evenHBand="0" w:firstRowFirstColumn="0" w:firstRowLastColumn="0" w:lastRowFirstColumn="0" w:lastRowLastColumn="0"/>
+          <w:trHeight w:val="290"/>
+        </w:trPr>
+        <w:tc>
+          <w:tcPr>
+            <w:cnfStyle w:val="001000000000" w:firstRow="0" w:lastRow="0" w:firstColumn="1" w:lastColumn="0" w:oddVBand="0" w:evenVBand="0" w:oddHBand="0" w:evenHBand="0" w:firstRowFirstColumn="0" w:firstRowLastColumn="0" w:lastRowFirstColumn="0" w:lastRowLastColumn="0"/>
+            <w:tcW w:w="2145" w:type="dxa"/>
             <w:vMerge w:val="restart"/>
           </w:tcPr>
           <w:p>
@@ -2224,7 +2843,8 @@
                 <w:szCs w:val="24"/>
                 <w:lang w:val="en-GB"/>
               </w:rPr>
-              <w:t>Tatjana Zec</w:t>
+              <w:lastRenderedPageBreak/>
+              <w:t>Bojan Nikolic</w:t>
             </w:r>
           </w:p>
           <w:p>
@@ -2254,7 +2874,7 @@
                 <w:ilvl w:val="0"/>
                 <w:numId w:val="0"/>
               </w:numPr>
-              <w:cnfStyle w:val="000000100000" w:firstRow="0" w:lastRow="0" w:firstColumn="0" w:lastColumn="0" w:oddVBand="0" w:evenVBand="0" w:oddHBand="1" w:evenHBand="0" w:firstRowFirstColumn="0" w:firstRowLastColumn="0" w:lastRowFirstColumn="0" w:lastRowLastColumn="0"/>
+              <w:cnfStyle w:val="100000000000" w:firstRow="1" w:lastRow="0" w:firstColumn="0" w:lastColumn="0" w:oddVBand="0" w:evenVBand="0" w:oddHBand="0" w:evenHBand="0" w:firstRowFirstColumn="0" w:firstRowLastColumn="0" w:lastRowFirstColumn="0" w:lastRowLastColumn="0"/>
               <w:rPr>
                 <w:sz w:val="24"/>
                 <w:szCs w:val="24"/>
@@ -2282,7 +2902,7 @@
                 <w:ilvl w:val="0"/>
                 <w:numId w:val="0"/>
               </w:numPr>
-              <w:cnfStyle w:val="000000100000" w:firstRow="0" w:lastRow="0" w:firstColumn="0" w:lastColumn="0" w:oddVBand="0" w:evenVBand="0" w:oddHBand="1" w:evenHBand="0" w:firstRowFirstColumn="0" w:firstRowLastColumn="0" w:lastRowFirstColumn="0" w:lastRowLastColumn="0"/>
+              <w:cnfStyle w:val="100000000000" w:firstRow="1" w:lastRow="0" w:firstColumn="0" w:lastColumn="0" w:oddVBand="0" w:evenVBand="0" w:oddHBand="0" w:evenHBand="0" w:firstRowFirstColumn="0" w:firstRowLastColumn="0" w:lastRowFirstColumn="0" w:lastRowLastColumn="0"/>
               <w:rPr>
                 <w:sz w:val="24"/>
                 <w:szCs w:val="24"/>
@@ -2328,7 +2948,7 @@
         </w:tc>
         <w:tc>
           <w:tcPr>
-            <w:tcW w:w="3153" w:type="dxa"/>
+            <w:tcW w:w="2921" w:type="dxa"/>
             <w:vMerge w:val="restart"/>
           </w:tcPr>
           <w:p>
@@ -2338,26 +2958,52 @@
                 <w:ilvl w:val="0"/>
                 <w:numId w:val="0"/>
               </w:numPr>
-              <w:cnfStyle w:val="000000100000" w:firstRow="0" w:lastRow="0" w:firstColumn="0" w:lastColumn="0" w:oddVBand="0" w:evenVBand="0" w:oddHBand="1" w:evenHBand="0" w:firstRowFirstColumn="0" w:firstRowLastColumn="0" w:lastRowFirstColumn="0" w:lastRowLastColumn="0"/>
-              <w:rPr>
-                <w:sz w:val="24"/>
-                <w:szCs w:val="24"/>
-                <w:lang w:val="en-GB"/>
-              </w:rPr>
-            </w:pPr>
-            <w:r>
-              <w:rPr>
-                <w:sz w:val="24"/>
-                <w:szCs w:val="24"/>
-                <w:lang w:val="en-GB"/>
-              </w:rPr>
-              <w:t>Focus on mathematical/theoretical aspects, in particular for</w:t>
+              <w:cnfStyle w:val="100000000000" w:firstRow="1" w:lastRow="0" w:firstColumn="0" w:lastColumn="0" w:oddVBand="0" w:evenVBand="0" w:oddHBand="0" w:evenHBand="0" w:firstRowFirstColumn="0" w:firstRowLastColumn="0" w:lastRowFirstColumn="0" w:lastRowLastColumn="0"/>
+              <w:rPr>
+                <w:sz w:val="24"/>
+                <w:szCs w:val="24"/>
+                <w:lang w:val="en-GB"/>
+              </w:rPr>
+            </w:pPr>
+            <w:r>
+              <w:rPr>
+                <w:sz w:val="24"/>
+                <w:szCs w:val="24"/>
+                <w:lang w:val="en-GB"/>
+              </w:rPr>
+              <w:t>Focus on mathematical/theoretical aspects, CMSA, online learning</w:t>
+            </w:r>
+            <w:r>
+              <w:rPr>
+                <w:sz w:val="24"/>
+                <w:szCs w:val="24"/>
+                <w:lang w:val="en-GB"/>
+              </w:rPr>
+              <w:t xml:space="preserve">, </w:t>
+            </w:r>
+            <w:proofErr w:type="gramStart"/>
+            <w:r>
+              <w:rPr>
+                <w:sz w:val="24"/>
+                <w:szCs w:val="24"/>
+                <w:lang w:val="en-GB"/>
+              </w:rPr>
+              <w:t>in particular for</w:t>
+            </w:r>
+            <w:proofErr w:type="gramEnd"/>
+            <w:r>
+              <w:rPr>
+                <w:sz w:val="24"/>
+                <w:szCs w:val="24"/>
+                <w:lang w:val="en-GB"/>
+              </w:rPr>
+              <w:t xml:space="preserve"> MCS</w:t>
             </w:r>
           </w:p>
         </w:tc>
         <w:tc>
           <w:tcPr>
-            <w:tcW w:w="1146" w:type="dxa"/>
+            <w:tcW w:w="1378" w:type="dxa"/>
             <w:vMerge w:val="restart"/>
           </w:tcPr>
           <w:p>
@@ -2367,7 +3013,45 @@
                 <w:ilvl w:val="0"/>
                 <w:numId w:val="0"/>
               </w:numPr>
-              <w:cnfStyle w:val="000000100000" w:firstRow="0" w:lastRow="0" w:firstColumn="0" w:lastColumn="0" w:oddVBand="0" w:evenVBand="0" w:oddHBand="1" w:evenHBand="0" w:firstRowFirstColumn="0" w:firstRowLastColumn="0" w:lastRowFirstColumn="0" w:lastRowLastColumn="0"/>
+              <w:cnfStyle w:val="100000000000" w:firstRow="1" w:lastRow="0" w:firstColumn="0" w:lastColumn="0" w:oddVBand="0" w:evenVBand="0" w:oddHBand="0" w:evenHBand="0" w:firstRowFirstColumn="0" w:firstRowLastColumn="0" w:lastRowFirstColumn="0" w:lastRowLastColumn="0"/>
+              <w:rPr>
+                <w:sz w:val="24"/>
+                <w:szCs w:val="24"/>
+                <w:lang w:val="en-GB"/>
+              </w:rPr>
+            </w:pPr>
+            <w:r>
+              <w:rPr>
+                <w:sz w:val="24"/>
+                <w:szCs w:val="24"/>
+                <w:lang w:val="en-GB"/>
+              </w:rPr>
+              <w:t>2007-2008</w:t>
+            </w:r>
+          </w:p>
+          <w:p>
+            <w:pPr>
+              <w:pStyle w:val="OeADAufzhlungVariante4"/>
+              <w:numPr>
+                <w:ilvl w:val="0"/>
+                <w:numId w:val="0"/>
+              </w:numPr>
+              <w:cnfStyle w:val="100000000000" w:firstRow="1" w:lastRow="0" w:firstColumn="0" w:lastColumn="0" w:oddVBand="0" w:evenVBand="0" w:oddHBand="0" w:evenHBand="0" w:firstRowFirstColumn="0" w:firstRowLastColumn="0" w:lastRowFirstColumn="0" w:lastRowLastColumn="0"/>
+              <w:rPr>
+                <w:sz w:val="24"/>
+                <w:szCs w:val="24"/>
+                <w:lang w:val="en-GB"/>
+              </w:rPr>
+            </w:pPr>
+          </w:p>
+          <w:p>
+            <w:pPr>
+              <w:pStyle w:val="OeADAufzhlungVariante4"/>
+              <w:numPr>
+                <w:ilvl w:val="0"/>
+                <w:numId w:val="0"/>
+              </w:numPr>
+              <w:cnfStyle w:val="100000000000" w:firstRow="1" w:lastRow="0" w:firstColumn="0" w:lastColumn="0" w:oddVBand="0" w:evenVBand="0" w:oddHBand="0" w:evenHBand="0" w:firstRowFirstColumn="0" w:firstRowLastColumn="0" w:lastRowFirstColumn="0" w:lastRowLastColumn="0"/>
               <w:rPr>
                 <w:sz w:val="24"/>
                 <w:szCs w:val="24"/>
@@ -2379,6 +3063,7 @@
       </w:tr>
       <w:tr>
         <w:trPr>
+          <w:cnfStyle w:val="000000100000" w:firstRow="0" w:lastRow="0" w:firstColumn="0" w:lastColumn="0" w:oddVBand="0" w:evenVBand="0" w:oddHBand="1" w:evenHBand="0" w:firstRowFirstColumn="0" w:firstRowLastColumn="0" w:lastRowFirstColumn="0" w:lastRowLastColumn="0"/>
           <w:trHeight w:val="289"/>
         </w:trPr>
         <w:tc>
@@ -2414,7 +3099,7 @@
                 <w:ilvl w:val="0"/>
                 <w:numId w:val="0"/>
               </w:numPr>
-              <w:cnfStyle w:val="000000000000" w:firstRow="0" w:lastRow="0" w:firstColumn="0" w:lastColumn="0" w:oddVBand="0" w:evenVBand="0" w:oddHBand="0" w:evenHBand="0" w:firstRowFirstColumn="0" w:firstRowLastColumn="0" w:lastRowFirstColumn="0" w:lastRowLastColumn="0"/>
+              <w:cnfStyle w:val="000000100000" w:firstRow="0" w:lastRow="0" w:firstColumn="0" w:lastColumn="0" w:oddVBand="0" w:evenVBand="0" w:oddHBand="1" w:evenHBand="0" w:firstRowFirstColumn="0" w:firstRowLastColumn="0" w:lastRowFirstColumn="0" w:lastRowLastColumn="0"/>
               <w:rPr>
                 <w:sz w:val="24"/>
                 <w:szCs w:val="24"/>
@@ -2434,7 +3119,7 @@
                 <w:ilvl w:val="0"/>
                 <w:numId w:val="0"/>
               </w:numPr>
-              <w:cnfStyle w:val="000000000000" w:firstRow="0" w:lastRow="0" w:firstColumn="0" w:lastColumn="0" w:oddVBand="0" w:evenVBand="0" w:oddHBand="0" w:evenHBand="0" w:firstRowFirstColumn="0" w:firstRowLastColumn="0" w:lastRowFirstColumn="0" w:lastRowLastColumn="0"/>
+              <w:cnfStyle w:val="000000100000" w:firstRow="0" w:lastRow="0" w:firstColumn="0" w:lastColumn="0" w:oddVBand="0" w:evenVBand="0" w:oddHBand="1" w:evenHBand="0" w:firstRowFirstColumn="0" w:firstRowLastColumn="0" w:lastRowFirstColumn="0" w:lastRowLastColumn="0"/>
               <w:rPr>
                 <w:sz w:val="24"/>
                 <w:szCs w:val="24"/>
@@ -2450,7 +3135,7 @@
                 </w:rPr>
                 <w:id w:val="-830447782"/>
                 <w14:checkbox>
-                  <w14:checked w14:val="0"/>
+                  <w14:checked w14:val="1"/>
                   <w14:checkedState w14:val="2612" w14:font="MS Gothic"/>
                   <w14:uncheckedState w14:val="2610" w14:font="MS Gothic"/>
                 </w14:checkbox>
@@ -2463,7 +3148,7 @@
                     <w:szCs w:val="24"/>
                     <w:lang w:val="en-GB"/>
                   </w:rPr>
-                  <w:t>☐</w:t>
+                  <w:t>☒</w:t>
                 </w:r>
               </w:sdtContent>
             </w:sdt>
@@ -2480,7 +3165,7 @@
         </w:tc>
         <w:tc>
           <w:tcPr>
-            <w:tcW w:w="3153" w:type="dxa"/>
+            <w:tcW w:w="2921" w:type="dxa"/>
             <w:vMerge/>
           </w:tcPr>
           <w:p>
@@ -2490,7 +3175,7 @@
                 <w:ilvl w:val="0"/>
                 <w:numId w:val="0"/>
               </w:numPr>
-              <w:cnfStyle w:val="000000000000" w:firstRow="0" w:lastRow="0" w:firstColumn="0" w:lastColumn="0" w:oddVBand="0" w:evenVBand="0" w:oddHBand="0" w:evenHBand="0" w:firstRowFirstColumn="0" w:firstRowLastColumn="0" w:lastRowFirstColumn="0" w:lastRowLastColumn="0"/>
+              <w:cnfStyle w:val="000000100000" w:firstRow="0" w:lastRow="0" w:firstColumn="0" w:lastColumn="0" w:oddVBand="0" w:evenVBand="0" w:oddHBand="1" w:evenHBand="0" w:firstRowFirstColumn="0" w:firstRowLastColumn="0" w:lastRowFirstColumn="0" w:lastRowLastColumn="0"/>
               <w:rPr>
                 <w:sz w:val="24"/>
                 <w:szCs w:val="24"/>
@@ -2501,7 +3186,7 @@
         </w:tc>
         <w:tc>
           <w:tcPr>
-            <w:tcW w:w="1146" w:type="dxa"/>
+            <w:tcW w:w="1378" w:type="dxa"/>
             <w:vMerge/>
           </w:tcPr>
           <w:p>
@@ -2511,7 +3196,7 @@
                 <w:ilvl w:val="0"/>
                 <w:numId w:val="0"/>
               </w:numPr>
-              <w:cnfStyle w:val="000000000000" w:firstRow="0" w:lastRow="0" w:firstColumn="0" w:lastColumn="0" w:oddVBand="0" w:evenVBand="0" w:oddHBand="0" w:evenHBand="0" w:firstRowFirstColumn="0" w:firstRowLastColumn="0" w:lastRowFirstColumn="0" w:lastRowLastColumn="0"/>
+              <w:cnfStyle w:val="000000100000" w:firstRow="0" w:lastRow="0" w:firstColumn="0" w:lastColumn="0" w:oddVBand="0" w:evenVBand="0" w:oddHBand="1" w:evenHBand="0" w:firstRowFirstColumn="0" w:firstRowLastColumn="0" w:lastRowFirstColumn="0" w:lastRowLastColumn="0"/>
               <w:rPr>
                 <w:sz w:val="24"/>
                 <w:szCs w:val="24"/>
@@ -2658,6 +3343,14 @@
         </w:rPr>
       </w:pPr>
       <w:bookmarkStart w:id="1" w:name="_Hlk175822184"/>
+      <w:r>
+        <w:rPr>
+          <w:rFonts w:asciiTheme="minorHAnsi" w:hAnsiTheme="minorHAnsi" w:cstheme="minorHAnsi"/>
+          <w:sz w:val="24"/>
+          <w:lang w:val="en-US"/>
+        </w:rPr>
+        <w:t>Expertise in machine learning, in particular online learning</w:t>
+      </w:r>
     </w:p>
     <w:p>
       <w:pPr>
@@ -2678,7 +3371,7 @@
           <w:sz w:val="24"/>
           <w:lang w:val="en-US"/>
         </w:rPr>
-        <w:t xml:space="preserve"> </w:t>
+        <w:t>Expertise in metaheuristics, in particular mathematical programming</w:t>
       </w:r>
     </w:p>
     <w:p>
@@ -2694,6 +3387,14 @@
           <w:lang w:val="en-US"/>
         </w:rPr>
       </w:pPr>
+      <w:r>
+        <w:rPr>
+          <w:rFonts w:asciiTheme="minorHAnsi" w:hAnsiTheme="minorHAnsi" w:cstheme="minorHAnsi"/>
+          <w:sz w:val="24"/>
+          <w:lang w:val="en-US"/>
+        </w:rPr>
+        <w:t>Expertise in graph theory, optimization problems on graphs</w:t>
+      </w:r>
     </w:p>
     <w:bookmarkEnd w:id="1"/>
     <w:p>
@@ -2763,6 +3464,14 @@
           <w:lang w:val="en-US"/>
         </w:rPr>
       </w:pPr>
+      <w:r>
+        <w:rPr>
+          <w:rFonts w:asciiTheme="minorHAnsi" w:hAnsiTheme="minorHAnsi" w:cstheme="minorHAnsi"/>
+          <w:sz w:val="24"/>
+          <w:lang w:val="en-US"/>
+        </w:rPr>
+        <w:t>Bi-weekly online meetings, publication of joint research papers</w:t>
+      </w:r>
     </w:p>
     <w:p>
       <w:pPr>
@@ -2778,6 +3487,14 @@
           <w:lang w:val="en-US"/>
         </w:rPr>
       </w:pPr>
+      <w:r>
+        <w:rPr>
+          <w:rFonts w:asciiTheme="minorHAnsi" w:hAnsiTheme="minorHAnsi" w:cstheme="minorHAnsi"/>
+          <w:sz w:val="24"/>
+          <w:lang w:val="en-US"/>
+        </w:rPr>
+        <w:t>Mutual research visits with joint workshops, progress reviews and feedback rounds at project milestones</w:t>
+      </w:r>
     </w:p>
     <w:p>
       <w:pPr>
@@ -2793,6 +3510,14 @@
           <w:lang w:val="en-US"/>
         </w:rPr>
       </w:pPr>
+      <w:r>
+        <w:rPr>
+          <w:rFonts w:asciiTheme="minorHAnsi" w:hAnsiTheme="minorHAnsi" w:cstheme="minorHAnsi"/>
+          <w:sz w:val="24"/>
+          <w:lang w:val="en-US"/>
+        </w:rPr>
+        <w:t>Presentation at international conferences, feedback from the scientific community and practitioners (e.g., mobility providers); final joint review and planning of follow-up cooperation</w:t>
+      </w:r>
     </w:p>
     <w:p>
       <w:pPr>
@@ -2855,8 +3580,12 @@
       </w:pPr>
     </w:p>
     <w:sectPr>
-      <w:headerReference w:type="default" r:id="rId8"/>
-      <w:footerReference w:type="default" r:id="rId9"/>
+      <w:headerReference w:type="even" r:id="rId8"/>
+      <w:headerReference w:type="default" r:id="rId9"/>
+      <w:footerReference w:type="even" r:id="rId10"/>
+      <w:footerReference w:type="default" r:id="rId11"/>
+      <w:headerReference w:type="first" r:id="rId12"/>
+      <w:footerReference w:type="first" r:id="rId13"/>
       <w:pgSz w:w="11906" w:h="16838" w:code="9"/>
       <w:pgMar w:top="1242" w:right="1418" w:bottom="1134" w:left="1418" w:header="567" w:footer="709" w:gutter="0"/>
       <w:cols w:space="708"/>
@@ -2891,9 +3620,29 @@
     <w:pPr>
       <w:pStyle w:val="Fuzeile"/>
     </w:pPr>
+  </w:p>
+</w:ftr>
+</file>
+
+<file path=word/footer2.xml><?xml version="1.0" encoding="utf-8"?>
+<w:ftr xmlns:wpc="http://schemas.microsoft.com/office/word/2010/wordprocessingCanvas" xmlns:cx="http://schemas.microsoft.com/office/drawing/2014/chartex" xmlns:cx1="http://schemas.microsoft.com/office/drawing/2015/9/8/chartex" xmlns:cx2="http://schemas.microsoft.com/office/drawing/2015/10/21/chartex" xmlns:cx3="http://schemas.microsoft.com/office/drawing/2016/5/9/chartex" xmlns:cx4="http://schemas.microsoft.com/office/drawing/2016/5/10/chartex" xmlns:cx5="http://schemas.microsoft.com/office/drawing/2016/5/11/chartex" xmlns:cx6="http://schemas.microsoft.com/office/drawing/2016/5/12/chartex" xmlns:cx7="http://schemas.microsoft.com/office/drawing/2016/5/13/chartex" xmlns:cx8="http://schemas.microsoft.com/office/drawing/2016/5/14/chartex" xmlns:mc="http://schemas.openxmlformats.org/markup-compatibility/2006" xmlns:aink="http://schemas.microsoft.com/office/drawing/2016/ink" xmlns:am3d="http://schemas.microsoft.com/office/drawing/2017/model3d" xmlns:o="urn:schemas-microsoft-com:office:office" xmlns:oel="http://schemas.microsoft.com/office/2019/extlst" xmlns:r="http://schemas.openxmlformats.org/officeDocument/2006/relationships" xmlns:m="http://schemas.openxmlformats.org/officeDocument/2006/math" xmlns:v="urn:schemas-microsoft-com:vml" xmlns:wp14="http://schemas.microsoft.com/office/word/2010/wordprocessingDrawing" xmlns:wp="http://schemas.openxmlformats.org/drawingml/2006/wordprocessingDrawing" xmlns:w10="urn:schemas-microsoft-com:office:word" xmlns:w="http://schemas.openxmlformats.org/wordprocessingml/2006/main" xmlns:w14="http://schemas.microsoft.com/office/word/2010/wordml" xmlns:w15="http://schemas.microsoft.com/office/word/2012/wordml" xmlns:w16cex="http://schemas.microsoft.com/office/word/2018/wordml/cex" xmlns:w16cid="http://schemas.microsoft.com/office/word/2016/wordml/cid" xmlns:w16="http://schemas.microsoft.com/office/word/2018/wordml" xmlns:w16du="http://schemas.microsoft.com/office/word/2023/wordml/word16du" xmlns:w16sdtdh="http://schemas.microsoft.com/office/word/2020/wordml/sdtdatahash" xmlns:w16sdtfl="http://schemas.microsoft.com/office/word/2024/wordml/sdtformatlock" xmlns:w16se="http://schemas.microsoft.com/office/word/2015/wordml/symex" xmlns:wpg="http://schemas.microsoft.com/office/word/2010/wordprocessingGroup" xmlns:wpi="http://schemas.microsoft.com/office/word/2010/wordprocessingInk" xmlns:wne="http://schemas.microsoft.com/office/word/2006/wordml" xmlns:wps="http://schemas.microsoft.com/office/word/2010/wordprocessingShape" mc:Ignorable="w14 w15 w16se w16cid w16 w16cex w16sdtdh w16sdtfl w16du wp14">
+  <w:p>
+    <w:pPr>
+      <w:pStyle w:val="Fuzeile"/>
+    </w:pPr>
     <w:r>
       <w:t>Version 20250217</w:t>
     </w:r>
+  </w:p>
+</w:ftr>
+</file>
+
+<file path=word/footer3.xml><?xml version="1.0" encoding="utf-8"?>
+<w:ftr xmlns:wpc="http://schemas.microsoft.com/office/word/2010/wordprocessingCanvas" xmlns:cx="http://schemas.microsoft.com/office/drawing/2014/chartex" xmlns:cx1="http://schemas.microsoft.com/office/drawing/2015/9/8/chartex" xmlns:cx2="http://schemas.microsoft.com/office/drawing/2015/10/21/chartex" xmlns:cx3="http://schemas.microsoft.com/office/drawing/2016/5/9/chartex" xmlns:cx4="http://schemas.microsoft.com/office/drawing/2016/5/10/chartex" xmlns:cx5="http://schemas.microsoft.com/office/drawing/2016/5/11/chartex" xmlns:cx6="http://schemas.microsoft.com/office/drawing/2016/5/12/chartex" xmlns:cx7="http://schemas.microsoft.com/office/drawing/2016/5/13/chartex" xmlns:cx8="http://schemas.microsoft.com/office/drawing/2016/5/14/chartex" xmlns:mc="http://schemas.openxmlformats.org/markup-compatibility/2006" xmlns:aink="http://schemas.microsoft.com/office/drawing/2016/ink" xmlns:am3d="http://schemas.microsoft.com/office/drawing/2017/model3d" xmlns:o="urn:schemas-microsoft-com:office:office" xmlns:oel="http://schemas.microsoft.com/office/2019/extlst" xmlns:r="http://schemas.openxmlformats.org/officeDocument/2006/relationships" xmlns:m="http://schemas.openxmlformats.org/officeDocument/2006/math" xmlns:v="urn:schemas-microsoft-com:vml" xmlns:wp14="http://schemas.microsoft.com/office/word/2010/wordprocessingDrawing" xmlns:wp="http://schemas.openxmlformats.org/drawingml/2006/wordprocessingDrawing" xmlns:w10="urn:schemas-microsoft-com:office:word" xmlns:w="http://schemas.openxmlformats.org/wordprocessingml/2006/main" xmlns:w14="http://schemas.microsoft.com/office/word/2010/wordml" xmlns:w15="http://schemas.microsoft.com/office/word/2012/wordml" xmlns:w16cex="http://schemas.microsoft.com/office/word/2018/wordml/cex" xmlns:w16cid="http://schemas.microsoft.com/office/word/2016/wordml/cid" xmlns:w16="http://schemas.microsoft.com/office/word/2018/wordml" xmlns:w16du="http://schemas.microsoft.com/office/word/2023/wordml/word16du" xmlns:w16sdtdh="http://schemas.microsoft.com/office/word/2020/wordml/sdtdatahash" xmlns:w16sdtfl="http://schemas.microsoft.com/office/word/2024/wordml/sdtformatlock" xmlns:w16se="http://schemas.microsoft.com/office/word/2015/wordml/symex" xmlns:wpg="http://schemas.microsoft.com/office/word/2010/wordprocessingGroup" xmlns:wpi="http://schemas.microsoft.com/office/word/2010/wordprocessingInk" xmlns:wne="http://schemas.microsoft.com/office/word/2006/wordml" xmlns:wps="http://schemas.microsoft.com/office/word/2010/wordprocessingShape" mc:Ignorable="w14 w15 w16se w16cid w16 w16cex w16sdtdh w16sdtfl w16du wp14">
+  <w:p>
+    <w:pPr>
+      <w:pStyle w:val="Fuzeile"/>
+    </w:pPr>
   </w:p>
 </w:ftr>
 </file>
@@ -2918,6 +3667,16 @@
 </file>
 
 <file path=word/header1.xml><?xml version="1.0" encoding="utf-8"?>
+<w:hdr xmlns:wpc="http://schemas.microsoft.com/office/word/2010/wordprocessingCanvas" xmlns:cx="http://schemas.microsoft.com/office/drawing/2014/chartex" xmlns:cx1="http://schemas.microsoft.com/office/drawing/2015/9/8/chartex" xmlns:cx2="http://schemas.microsoft.com/office/drawing/2015/10/21/chartex" xmlns:cx3="http://schemas.microsoft.com/office/drawing/2016/5/9/chartex" xmlns:cx4="http://schemas.microsoft.com/office/drawing/2016/5/10/chartex" xmlns:cx5="http://schemas.microsoft.com/office/drawing/2016/5/11/chartex" xmlns:cx6="http://schemas.microsoft.com/office/drawing/2016/5/12/chartex" xmlns:cx7="http://schemas.microsoft.com/office/drawing/2016/5/13/chartex" xmlns:cx8="http://schemas.microsoft.com/office/drawing/2016/5/14/chartex" xmlns:mc="http://schemas.openxmlformats.org/markup-compatibility/2006" xmlns:aink="http://schemas.microsoft.com/office/drawing/2016/ink" xmlns:am3d="http://schemas.microsoft.com/office/drawing/2017/model3d" xmlns:o="urn:schemas-microsoft-com:office:office" xmlns:oel="http://schemas.microsoft.com/office/2019/extlst" xmlns:r="http://schemas.openxmlformats.org/officeDocument/2006/relationships" xmlns:m="http://schemas.openxmlformats.org/officeDocument/2006/math" xmlns:v="urn:schemas-microsoft-com:vml" xmlns:wp14="http://schemas.microsoft.com/office/word/2010/wordprocessingDrawing" xmlns:wp="http://schemas.openxmlformats.org/drawingml/2006/wordprocessingDrawing" xmlns:w10="urn:schemas-microsoft-com:office:word" xmlns:w="http://schemas.openxmlformats.org/wordprocessingml/2006/main" xmlns:w14="http://schemas.microsoft.com/office/word/2010/wordml" xmlns:w15="http://schemas.microsoft.com/office/word/2012/wordml" xmlns:w16cex="http://schemas.microsoft.com/office/word/2018/wordml/cex" xmlns:w16cid="http://schemas.microsoft.com/office/word/2016/wordml/cid" xmlns:w16="http://schemas.microsoft.com/office/word/2018/wordml" xmlns:w16du="http://schemas.microsoft.com/office/word/2023/wordml/word16du" xmlns:w16sdtdh="http://schemas.microsoft.com/office/word/2020/wordml/sdtdatahash" xmlns:w16sdtfl="http://schemas.microsoft.com/office/word/2024/wordml/sdtformatlock" xmlns:w16se="http://schemas.microsoft.com/office/word/2015/wordml/symex" xmlns:wpg="http://schemas.microsoft.com/office/word/2010/wordprocessingGroup" xmlns:wpi="http://schemas.microsoft.com/office/word/2010/wordprocessingInk" xmlns:wne="http://schemas.microsoft.com/office/word/2006/wordml" xmlns:wps="http://schemas.microsoft.com/office/word/2010/wordprocessingShape" mc:Ignorable="w14 w15 w16se w16cid w16 w16cex w16sdtdh w16sdtfl w16du wp14">
+  <w:p>
+    <w:pPr>
+      <w:pStyle w:val="Kopfzeile"/>
+    </w:pPr>
+  </w:p>
+</w:hdr>
+</file>
+
+<file path=word/header2.xml><?xml version="1.0" encoding="utf-8"?>
 <w:hdr xmlns:wpc="http://schemas.microsoft.com/office/word/2010/wordprocessingCanvas" xmlns:cx="http://schemas.microsoft.com/office/drawing/2014/chartex" xmlns:cx1="http://schemas.microsoft.com/office/drawing/2015/9/8/chartex" xmlns:cx2="http://schemas.microsoft.com/office/drawing/2015/10/21/chartex" xmlns:cx3="http://schemas.microsoft.com/office/drawing/2016/5/9/chartex" xmlns:cx4="http://schemas.microsoft.com/office/drawing/2016/5/10/chartex" xmlns:cx5="http://schemas.microsoft.com/office/drawing/2016/5/11/chartex" xmlns:cx6="http://schemas.microsoft.com/office/drawing/2016/5/12/chartex" xmlns:cx7="http://schemas.microsoft.com/office/drawing/2016/5/13/chartex" xmlns:cx8="http://schemas.microsoft.com/office/drawing/2016/5/14/chartex" xmlns:mc="http://schemas.openxmlformats.org/markup-compatibility/2006" xmlns:aink="http://schemas.microsoft.com/office/drawing/2016/ink" xmlns:am3d="http://schemas.microsoft.com/office/drawing/2017/model3d" xmlns:o="urn:schemas-microsoft-com:office:office" xmlns:oel="http://schemas.microsoft.com/office/2019/extlst" xmlns:r="http://schemas.openxmlformats.org/officeDocument/2006/relationships" xmlns:m="http://schemas.openxmlformats.org/officeDocument/2006/math" xmlns:v="urn:schemas-microsoft-com:vml" xmlns:wp14="http://schemas.microsoft.com/office/word/2010/wordprocessingDrawing" xmlns:wp="http://schemas.openxmlformats.org/drawingml/2006/wordprocessingDrawing" xmlns:w10="urn:schemas-microsoft-com:office:word" xmlns:w="http://schemas.openxmlformats.org/wordprocessingml/2006/main" xmlns:w14="http://schemas.microsoft.com/office/word/2010/wordml" xmlns:w15="http://schemas.microsoft.com/office/word/2012/wordml" xmlns:w16cex="http://schemas.microsoft.com/office/word/2018/wordml/cex" xmlns:w16cid="http://schemas.microsoft.com/office/word/2016/wordml/cid" xmlns:w16="http://schemas.microsoft.com/office/word/2018/wordml" xmlns:w16du="http://schemas.microsoft.com/office/word/2023/wordml/word16du" xmlns:w16sdtdh="http://schemas.microsoft.com/office/word/2020/wordml/sdtdatahash" xmlns:w16sdtfl="http://schemas.microsoft.com/office/word/2024/wordml/sdtformatlock" xmlns:w16se="http://schemas.microsoft.com/office/word/2015/wordml/symex" xmlns:wpg="http://schemas.microsoft.com/office/word/2010/wordprocessingGroup" xmlns:wpi="http://schemas.microsoft.com/office/word/2010/wordprocessingInk" xmlns:wne="http://schemas.microsoft.com/office/word/2006/wordml" xmlns:wps="http://schemas.microsoft.com/office/word/2010/wordprocessingShape" mc:Ignorable="w14 w15 w16se w16cid w16 w16cex w16sdtdh w16sdtfl w16du wp14">
   <w:p>
     <w:pPr>
@@ -2978,6 +3737,16 @@
         </wp:inline>
       </w:drawing>
     </w:r>
+  </w:p>
+</w:hdr>
+</file>
+
+<file path=word/header3.xml><?xml version="1.0" encoding="utf-8"?>
+<w:hdr xmlns:wpc="http://schemas.microsoft.com/office/word/2010/wordprocessingCanvas" xmlns:cx="http://schemas.microsoft.com/office/drawing/2014/chartex" xmlns:cx1="http://schemas.microsoft.com/office/drawing/2015/9/8/chartex" xmlns:cx2="http://schemas.microsoft.com/office/drawing/2015/10/21/chartex" xmlns:cx3="http://schemas.microsoft.com/office/drawing/2016/5/9/chartex" xmlns:cx4="http://schemas.microsoft.com/office/drawing/2016/5/10/chartex" xmlns:cx5="http://schemas.microsoft.com/office/drawing/2016/5/11/chartex" xmlns:cx6="http://schemas.microsoft.com/office/drawing/2016/5/12/chartex" xmlns:cx7="http://schemas.microsoft.com/office/drawing/2016/5/13/chartex" xmlns:cx8="http://schemas.microsoft.com/office/drawing/2016/5/14/chartex" xmlns:mc="http://schemas.openxmlformats.org/markup-compatibility/2006" xmlns:aink="http://schemas.microsoft.com/office/drawing/2016/ink" xmlns:am3d="http://schemas.microsoft.com/office/drawing/2017/model3d" xmlns:o="urn:schemas-microsoft-com:office:office" xmlns:oel="http://schemas.microsoft.com/office/2019/extlst" xmlns:r="http://schemas.openxmlformats.org/officeDocument/2006/relationships" xmlns:m="http://schemas.openxmlformats.org/officeDocument/2006/math" xmlns:v="urn:schemas-microsoft-com:vml" xmlns:wp14="http://schemas.microsoft.com/office/word/2010/wordprocessingDrawing" xmlns:wp="http://schemas.openxmlformats.org/drawingml/2006/wordprocessingDrawing" xmlns:w10="urn:schemas-microsoft-com:office:word" xmlns:w="http://schemas.openxmlformats.org/wordprocessingml/2006/main" xmlns:w14="http://schemas.microsoft.com/office/word/2010/wordml" xmlns:w15="http://schemas.microsoft.com/office/word/2012/wordml" xmlns:w16cex="http://schemas.microsoft.com/office/word/2018/wordml/cex" xmlns:w16cid="http://schemas.microsoft.com/office/word/2016/wordml/cid" xmlns:w16="http://schemas.microsoft.com/office/word/2018/wordml" xmlns:w16du="http://schemas.microsoft.com/office/word/2023/wordml/word16du" xmlns:w16sdtdh="http://schemas.microsoft.com/office/word/2020/wordml/sdtdatahash" xmlns:w16sdtfl="http://schemas.microsoft.com/office/word/2024/wordml/sdtformatlock" xmlns:w16se="http://schemas.microsoft.com/office/word/2015/wordml/symex" xmlns:wpg="http://schemas.microsoft.com/office/word/2010/wordprocessingGroup" xmlns:wpi="http://schemas.microsoft.com/office/word/2010/wordprocessingInk" xmlns:wne="http://schemas.microsoft.com/office/word/2006/wordml" xmlns:wps="http://schemas.microsoft.com/office/word/2010/wordprocessingShape" mc:Ignorable="w14 w15 w16se w16cid w16 w16cex w16sdtdh w16sdtfl w16du wp14">
+  <w:p>
+    <w:pPr>
+      <w:pStyle w:val="Kopfzeile"/>
+    </w:pPr>
   </w:p>
 </w:hdr>
 </file>
@@ -7435,6 +8204,28 @@
 </a:theme>
 </file>
 
+<file path=word/webextensions/taskpanes.xml><?xml version="1.0" encoding="utf-8"?>
+<wetp:taskpanes xmlns:wetp="http://schemas.microsoft.com/office/webextensions/taskpanes/2010/11">
+  <wetp:taskpane dockstate="right" visibility="0" width="438" row="0">
+    <wetp:webextensionref xmlns:r="http://schemas.openxmlformats.org/officeDocument/2006/relationships" r:id="rId1"/>
+  </wetp:taskpane>
+</wetp:taskpanes>
+</file>
+
+<file path=word/webextensions/webextension1.xml><?xml version="1.0" encoding="utf-8"?>
+<we:webextension xmlns:we="http://schemas.microsoft.com/office/webextensions/webextension/2010/11" id="{0C21AEDB-6251-43BF-BDC7-89412C51CBF8}">
+  <we:reference id="WA200010453" version="1.0.0.1" store="Omex" storeType="OMEX"/>
+  <we:alternateReferences>
+    <we:reference id="WA200010453" version="1.0.0.1" store="WA200010453" storeType="OMEX"/>
+  </we:alternateReferences>
+  <we:properties>
+    <we:property name="claude.fileId" value="&quot;cea9cad3-1d15-4c8e-a114-c80865fb1b92&quot;"/>
+  </we:properties>
+  <we:bindings/>
+  <we:snapshot xmlns:r="http://schemas.openxmlformats.org/officeDocument/2006/relationships"/>
+</we:webextension>
+</file>
+
 <file path=customXml/item1.xml><?xml version="1.0" encoding="utf-8"?>
 <b:Sources xmlns:b="http://schemas.openxmlformats.org/officeDocument/2006/bibliography" xmlns="http://schemas.openxmlformats.org/officeDocument/2006/bibliography" SelectedStyle="\APA.XSL" StyleName="APA"/>
 </file>
